--- a/resumes/Resume_Information_Security_Engineer-BoKs__Wells_Fargo__MNC_.docx
+++ b/resumes/Resume_Information_Security_Engineer-BoKs__Wells_Fargo__MNC_.docx
@@ -117,7 +117,7 @@
         <w:pBdr>
           <w:bottom w:val="single" w:sz="6" w:space="1" w:color="000000"/>
         </w:pBdr>
-        <w:spacing w:before="83" w:after="0"/>
+        <w:spacing w:before="113" w:after="0"/>
       </w:pPr>
       <w:r>
         <w:rPr>
@@ -289,7 +289,7 @@
     </w:p>
     <w:p>
       <w:pPr>
-        <w:spacing w:before="16" w:after="16"/>
+        <w:spacing w:before="23" w:after="23"/>
       </w:pPr>
     </w:p>
     <w:p>
@@ -297,7 +297,7 @@
         <w:pBdr>
           <w:bottom w:val="single" w:sz="6" w:space="1" w:color="000000"/>
         </w:pBdr>
-        <w:spacing w:before="83" w:after="0"/>
+        <w:spacing w:before="113" w:after="0"/>
       </w:pPr>
       <w:r>
         <w:rPr>
@@ -404,16 +404,16 @@
           <w:ilvl w:val="0"/>
           <w:numId w:val="2"/>
         </w:numPr>
-        <w:spacing w:before="13" w:after="26"/>
-      </w:pPr>
-      <w:r>
-        <w:rPr>
-          <w:rFonts w:ascii="Source Sans Pro" w:eastAsia="Source Sans Pro" w:hAnsi="Source Sans Pro" w:cs="Source Sans Pro"/>
-          <w:color w:val="000000"/>
-          <w:sz w:val="19"/>
-          <w:szCs w:val="19"/>
-        </w:rPr>
-        <w:t>Triaged 50+ weekly inventory reimbursement cases by severity and policy eligibility, reducing repeat-issue investigation time.</w:t>
+        <w:spacing w:before="13" w:after="32"/>
+      </w:pPr>
+      <w:r>
+        <w:rPr>
+          <w:rFonts w:ascii="Source Sans Pro" w:eastAsia="Source Sans Pro" w:hAnsi="Source Sans Pro" w:cs="Source Sans Pro"/>
+          <w:color w:val="000000"/>
+          <w:sz w:val="19"/>
+          <w:szCs w:val="19"/>
+        </w:rPr>
+        <w:t>Triaged 50+ weekly inventory reimbursement cases by severity and policy, reducing repeat-issue investigation time.</w:t>
       </w:r>
     </w:p>
     <w:p>
@@ -423,16 +423,16 @@
           <w:ilvl w:val="0"/>
           <w:numId w:val="2"/>
         </w:numPr>
-        <w:spacing w:before="13" w:after="26"/>
-      </w:pPr>
-      <w:r>
-        <w:rPr>
-          <w:rFonts w:ascii="Source Sans Pro" w:eastAsia="Source Sans Pro" w:hAnsi="Source Sans Pro" w:cs="Source Sans Pro"/>
-          <w:color w:val="000000"/>
-          <w:sz w:val="19"/>
-          <w:szCs w:val="19"/>
-        </w:rPr>
-        <w:t>Investigated seller claims, identified policy violations and anomalous patterns, and escalated findings to senior reviewers, improving case resolution and reducing policy violations.</w:t>
+        <w:spacing w:before="13" w:after="32"/>
+      </w:pPr>
+      <w:r>
+        <w:rPr>
+          <w:rFonts w:ascii="Source Sans Pro" w:eastAsia="Source Sans Pro" w:hAnsi="Source Sans Pro" w:cs="Source Sans Pro"/>
+          <w:color w:val="000000"/>
+          <w:sz w:val="19"/>
+          <w:szCs w:val="19"/>
+        </w:rPr>
+        <w:t>Investigated seller claims, identified policy violations and anomalous patterns, and escalated findings to senior reviewers, leading to improved case resolution and reduced risk exposure.</w:t>
       </w:r>
     </w:p>
     <w:p>
@@ -442,16 +442,16 @@
           <w:ilvl w:val="0"/>
           <w:numId w:val="2"/>
         </w:numPr>
-        <w:spacing w:before="13" w:after="26"/>
-      </w:pPr>
-      <w:r>
-        <w:rPr>
-          <w:rFonts w:ascii="Source Sans Pro" w:eastAsia="Source Sans Pro" w:hAnsi="Source Sans Pro" w:cs="Source Sans Pro"/>
-          <w:color w:val="000000"/>
-          <w:sz w:val="19"/>
-          <w:szCs w:val="19"/>
-        </w:rPr>
-        <w:t>Analyzed 200+ weekly cases to spot recurring fraud patterns, flagged them early, and reduced repeat-issue investigation time before escalation, resulting in enhanced case efficiency and reduced risk.</w:t>
+        <w:spacing w:before="13" w:after="32"/>
+      </w:pPr>
+      <w:r>
+        <w:rPr>
+          <w:rFonts w:ascii="Source Sans Pro" w:eastAsia="Source Sans Pro" w:hAnsi="Source Sans Pro" w:cs="Source Sans Pro"/>
+          <w:color w:val="000000"/>
+          <w:sz w:val="19"/>
+          <w:szCs w:val="19"/>
+        </w:rPr>
+        <w:t>Analyzed recurring fraud patterns across 200+ weekly cases, flagged them early, and reduced repeat-issue investigation time before escalation, demonstrating proactive security management.</w:t>
       </w:r>
     </w:p>
     <w:p>
@@ -461,21 +461,21 @@
           <w:ilvl w:val="0"/>
           <w:numId w:val="2"/>
         </w:numPr>
-        <w:spacing w:before="13" w:after="26"/>
-      </w:pPr>
-      <w:r>
-        <w:rPr>
-          <w:rFonts w:ascii="Source Sans Pro" w:eastAsia="Source Sans Pro" w:hAnsi="Source Sans Pro" w:cs="Source Sans Pro"/>
-          <w:color w:val="000000"/>
-          <w:sz w:val="19"/>
-          <w:szCs w:val="19"/>
-        </w:rPr>
-        <w:t>Documented audit-ready case records, recording investigation findings, decisions, evidence notes, and corrective actions, ensuring compliance and transparency in case management.</w:t>
-      </w:r>
-    </w:p>
-    <w:p>
-      <w:pPr>
-        <w:spacing w:before="16" w:after="16"/>
+        <w:spacing w:before="13" w:after="32"/>
+      </w:pPr>
+      <w:r>
+        <w:rPr>
+          <w:rFonts w:ascii="Source Sans Pro" w:eastAsia="Source Sans Pro" w:hAnsi="Source Sans Pro" w:cs="Source Sans Pro"/>
+          <w:color w:val="000000"/>
+          <w:sz w:val="19"/>
+          <w:szCs w:val="19"/>
+        </w:rPr>
+        <w:t>Documented investigation findings, decisions, evidence notes, and corrective actions in audit-ready case records, ensuring transparent and compliant case management and decision-making processes.</w:t>
+      </w:r>
+    </w:p>
+    <w:p>
+      <w:pPr>
+        <w:spacing w:before="23" w:after="23"/>
         <w:rPr>
           <w:rFonts w:ascii="Source Sans Pro" w:eastAsia="Source Sans Pro" w:hAnsi="Source Sans Pro" w:cs="Source Sans Pro"/>
           <w:b/>
@@ -488,8 +488,90 @@
     </w:p>
     <w:p>
       <w:pPr>
-        <w:spacing w:before="76" w:after="13"/>
-      </w:pPr>
+        <w:spacing w:before="106" w:after="0"/>
+        <w:rPr>
+          <w:rFonts w:ascii="Source Sans Pro" w:eastAsia="Source Sans Pro" w:hAnsi="Source Sans Pro" w:cs="Source Sans Pro"/>
+          <w:b/>
+          <w:bCs/>
+          <w:color w:val="000000"/>
+          <w:sz w:val="22"/>
+          <w:szCs w:val="22"/>
+        </w:rPr>
+      </w:pPr>
+      <w:r>
+        <w:rPr>
+          <w:rFonts w:ascii="SF Pro" w:hAnsi="SF Pro"/>
+          <w:noProof/>
+        </w:rPr>
+        <mc:AlternateContent>
+          <mc:Choice Requires="wps">
+            <w:drawing>
+              <wp:anchor distT="0" distB="0" distL="114300" distR="114300" simplePos="0" relativeHeight="251659264" behindDoc="0" locked="0" layoutInCell="1" allowOverlap="1" wp14:anchorId="491819C8" wp14:editId="10E86ACD">
+                <wp:simplePos x="0" y="0"/>
+                <wp:positionH relativeFrom="column">
+                  <wp:posOffset>0</wp:posOffset>
+                </wp:positionH>
+                <wp:positionV relativeFrom="paragraph">
+                  <wp:posOffset>226272</wp:posOffset>
+                </wp:positionV>
+                <wp:extent cx="6896478" cy="0"/>
+                <wp:effectExtent l="0" t="0" r="12700" b="12700"/>
+                <wp:wrapNone/>
+                <wp:docPr id="2078198358" name="Straight Connector 16"/>
+                <wp:cNvGraphicFramePr/>
+                <a:graphic xmlns:a="http://schemas.openxmlformats.org/drawingml/2006/main">
+                  <a:graphicData uri="http://schemas.microsoft.com/office/word/2010/wordprocessingShape">
+                    <wps:wsp>
+                      <wps:cNvCnPr/>
+                      <wps:spPr>
+                        <a:xfrm>
+                          <a:off x="0" y="0"/>
+                          <a:ext cx="6896478" cy="0"/>
+                        </a:xfrm>
+                        <a:prstGeom prst="line">
+                          <a:avLst/>
+                        </a:prstGeom>
+                        <a:ln>
+                          <a:solidFill>
+                            <a:schemeClr val="bg1">
+                              <a:lumMod val="85000"/>
+                            </a:schemeClr>
+                          </a:solidFill>
+                        </a:ln>
+                      </wps:spPr>
+                      <wps:style>
+                        <a:lnRef idx="1">
+                          <a:schemeClr val="dk1"/>
+                        </a:lnRef>
+                        <a:fillRef idx="0">
+                          <a:schemeClr val="dk1"/>
+                        </a:fillRef>
+                        <a:effectRef idx="0">
+                          <a:schemeClr val="dk1"/>
+                        </a:effectRef>
+                        <a:fontRef idx="minor">
+                          <a:schemeClr val="tx1"/>
+                        </a:fontRef>
+                      </wps:style>
+                      <wps:bodyPr/>
+                    </wps:wsp>
+                  </a:graphicData>
+                </a:graphic>
+                <wp14:sizeRelH relativeFrom="margin">
+                  <wp14:pctWidth>0</wp14:pctWidth>
+                </wp14:sizeRelH>
+              </wp:anchor>
+            </w:drawing>
+          </mc:Choice>
+          <mc:Fallback>
+            <w:pict>
+              <v:line w14:anchorId="0C62CE96" id="Straight Connector 16" o:spid="_x0000_s1026" style="position:absolute;z-index:251659264;visibility:visible;mso-wrap-style:square;mso-width-percent:0;mso-wrap-distance-left:9pt;mso-wrap-distance-top:0;mso-wrap-distance-right:9pt;mso-wrap-distance-bottom:0;mso-position-horizontal:absolute;mso-position-horizontal-relative:text;mso-position-vertical:absolute;mso-position-vertical-relative:text;mso-width-percent:0;mso-width-relative:margin" from="0,17.8pt" to="543.05pt,17.8pt" o:gfxdata="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" strokecolor="#d8d8d8 [2732]" strokeweight="1pt">
+                <v:stroke joinstyle="miter"/>
+              </v:line>
+            </w:pict>
+          </mc:Fallback>
+        </mc:AlternateContent>
+      </w:r>
       <w:r>
         <w:rPr>
           <w:rFonts w:ascii="Source Sans Pro" w:eastAsia="Source Sans Pro" w:hAnsi="Source Sans Pro" w:cs="Source Sans Pro"/>
@@ -519,7 +601,51 @@
             <w:szCs w:val="19"/>
             <w:u w:val="single"/>
           </w:rPr>
-          <w:t>SOC Automation and Threat Detection Lab</w:t>
+          <w:t>SOC Automation and Threat Detection Lab  |  Python, Splunk, Wireshark, Nmap, MITRE ATT&amp;CK</w:t>
+        </w:r>
+        <w:r>
+          <w:rPr>
+            <w:rFonts w:ascii="Source Sans Pro" w:eastAsia="Source Sans Pro" w:hAnsi="Source Sans Pro" w:cs="Source Sans Pro"/>
+            <w:b/>
+            <w:color w:val="000000"/>
+            <w:sz w:val="19"/>
+            <w:szCs w:val="19"/>
+            <w:u w:val="single"/>
+          </w:rPr>
+          <w:t/>
+        </w:r>
+        <w:r>
+          <w:rPr>
+            <w:rFonts w:ascii="Source Sans Pro" w:eastAsia="Source Sans Pro" w:hAnsi="Source Sans Pro" w:cs="Source Sans Pro"/>
+            <w:b/>
+            <w:color w:val="000000"/>
+            <w:sz w:val="19"/>
+            <w:szCs w:val="19"/>
+            <w:u w:val="single"/>
+          </w:rPr>
+          <w:t/>
+        </w:r>
+        <w:r>
+          <w:rPr>
+            <w:rFonts w:ascii="Source Sans Pro" w:eastAsia="Source Sans Pro" w:hAnsi="Source Sans Pro" w:cs="Source Sans Pro"/>
+            <w:b/>
+            <w:color w:val="000000"/>
+            <w:sz w:val="19"/>
+            <w:szCs w:val="19"/>
+            <w:u w:val="single"/>
+          </w:rPr>
+          <w:t/>
+        </w:r>
+        <w:r>
+          <w:rPr>
+            <w:rFonts w:ascii="Source Sans Pro" w:eastAsia="Source Sans Pro" w:hAnsi="Source Sans Pro" w:cs="Source Sans Pro"/>
+            <w:b/>
+            <w:color w:val="000000"/>
+            <w:sz w:val="19"/>
+            <w:szCs w:val="19"/>
+            <w:u w:val="single"/>
+          </w:rPr>
+          <w:t/>
         </w:r>
       </w:hyperlink>
       <w:r>
@@ -528,7 +654,7 @@
           <w:sz w:val="19"/>
           <w:szCs w:val="19"/>
         </w:rPr>
-        <w:t xml:space="preserve">  |  </w:t>
+        <w:t xml:space="preserve"/>
       </w:r>
       <w:r>
         <w:rPr>
@@ -545,7 +671,7 @@
           <w:sz w:val="19"/>
           <w:szCs w:val="19"/>
         </w:rPr>
-        <w:t>Python, Splunk, Wireshark, Nmap, MITRE ATT&amp;CK</w:t>
+        <w:t/>
       </w:r>
     </w:p>
     <w:p>
@@ -555,16 +681,16 @@
           <w:ilvl w:val="0"/>
           <w:numId w:val="2"/>
         </w:numPr>
-        <w:spacing w:before="13" w:after="26"/>
-      </w:pPr>
-      <w:r>
-        <w:rPr>
-          <w:rFonts w:ascii="Source Sans Pro" w:eastAsia="Source Sans Pro" w:hAnsi="Source Sans Pro" w:cs="Source Sans Pro"/>
-          <w:color w:val="000000"/>
-          <w:sz w:val="19"/>
-          <w:szCs w:val="19"/>
-        </w:rPr>
-        <w:t>Deployed Splunk SIEM with SPL searches for brute-force detection, lateral movement, and privilege escalation, mapped to MITRE ATT&amp;CK TTPs and created PICERL incident reports.</w:t>
+        <w:spacing w:before="13" w:after="32"/>
+      </w:pPr>
+      <w:r>
+        <w:rPr>
+          <w:rFonts w:ascii="Source Sans Pro" w:eastAsia="Source Sans Pro" w:hAnsi="Source Sans Pro" w:cs="Source Sans Pro"/>
+          <w:color w:val="000000"/>
+          <w:sz w:val="19"/>
+          <w:szCs w:val="19"/>
+        </w:rPr>
+        <w:t>Deployed Splunk SIEM with SPL correlation searches for brute-force detection, lateral movement, and privilege escalation, mapped to MITRE ATT&amp;CK TTPs and created PICERL incident reports.</w:t>
       </w:r>
     </w:p>
     <w:p>
@@ -574,16 +700,16 @@
           <w:ilvl w:val="0"/>
           <w:numId w:val="2"/>
         </w:numPr>
-        <w:spacing w:before="13" w:after="26"/>
-      </w:pPr>
-      <w:r>
-        <w:rPr>
-          <w:rFonts w:ascii="Source Sans Pro" w:eastAsia="Source Sans Pro" w:hAnsi="Source Sans Pro" w:cs="Source Sans Pro"/>
-          <w:color w:val="000000"/>
-          <w:sz w:val="19"/>
-          <w:szCs w:val="19"/>
-        </w:rPr>
-        <w:t>Developed SOAR-style detection pipeline: Python script ingests Splunk alerts, enriches with VirusTotal API, and dispatches Telegram notifications with severity classification.</w:t>
+        <w:spacing w:before="13" w:after="32"/>
+      </w:pPr>
+      <w:r>
+        <w:rPr>
+          <w:rFonts w:ascii="Source Sans Pro" w:eastAsia="Source Sans Pro" w:hAnsi="Source Sans Pro" w:cs="Source Sans Pro"/>
+          <w:color w:val="000000"/>
+          <w:sz w:val="19"/>
+          <w:szCs w:val="19"/>
+        </w:rPr>
+        <w:t>Developed SOAR-style detection pipeline using Python, ingesting Splunk alerts, enriching with VirusTotal API, and dispatching Telegram notifications with severity classification.</w:t>
       </w:r>
     </w:p>
     <w:p>
@@ -593,21 +719,21 @@
           <w:ilvl w:val="0"/>
           <w:numId w:val="2"/>
         </w:numPr>
-        <w:spacing w:before="13" w:after="26"/>
-      </w:pPr>
-      <w:r>
-        <w:rPr>
-          <w:rFonts w:ascii="Source Sans Pro" w:eastAsia="Source Sans Pro" w:hAnsi="Source Sans Pro" w:cs="Source Sans Pro"/>
-          <w:color w:val="000000"/>
-          <w:sz w:val="19"/>
-          <w:szCs w:val="19"/>
-        </w:rPr>
-        <w:t>Converted detection logic to Sigma rules for enterprise SOCs; analyzed TCP/IP traffic in Wireshark for SYN scans, DNS tunnelling, and plaintext credential exposure.</w:t>
-      </w:r>
-    </w:p>
-    <w:p>
-      <w:pPr>
-        <w:spacing w:before="16" w:after="16"/>
+        <w:spacing w:before="13" w:after="32"/>
+      </w:pPr>
+      <w:r>
+        <w:rPr>
+          <w:rFonts w:ascii="Source Sans Pro" w:eastAsia="Source Sans Pro" w:hAnsi="Source Sans Pro" w:cs="Source Sans Pro"/>
+          <w:color w:val="000000"/>
+          <w:sz w:val="19"/>
+          <w:szCs w:val="19"/>
+        </w:rPr>
+        <w:t>Converted detection logic to Sigma rules (detection-as-code) for enterprise SOCs; analyzed TCP/IP traffic in Wireshark for SYN scans, DNS tunnelling, and plaintext credential exposure.</w:t>
+      </w:r>
+    </w:p>
+    <w:p>
+      <w:pPr>
+        <w:spacing w:before="23" w:after="23"/>
       </w:pPr>
     </w:p>
     <w:p>
@@ -663,7 +789,7 @@
           <w:ilvl w:val="0"/>
           <w:numId w:val="2"/>
         </w:numPr>
-        <w:spacing w:before="13" w:after="26"/>
+        <w:spacing w:before="13" w:after="32"/>
       </w:pPr>
       <w:r>
         <w:rPr>
@@ -682,7 +808,7 @@
           <w:ilvl w:val="0"/>
           <w:numId w:val="2"/>
         </w:numPr>
-        <w:spacing w:before="13" w:after="26"/>
+        <w:spacing w:before="13" w:after="32"/>
       </w:pPr>
       <w:r>
         <w:rPr>
@@ -701,7 +827,7 @@
           <w:ilvl w:val="0"/>
           <w:numId w:val="2"/>
         </w:numPr>
-        <w:spacing w:before="13" w:after="26"/>
+        <w:spacing w:before="13" w:after="32"/>
       </w:pPr>
       <w:r>
         <w:rPr>
@@ -716,7 +842,7 @@
     <w:p>
       <w:pPr>
         <w:pStyle w:val="ListParagraph"/>
-        <w:spacing w:before="16" w:after="16"/>
+        <w:spacing w:before="23" w:after="23"/>
         <w:ind w:left="450"/>
       </w:pPr>
     </w:p>
@@ -725,7 +851,7 @@
         <w:pBdr>
           <w:bottom w:val="single" w:sz="6" w:space="1" w:color="000000"/>
         </w:pBdr>
-        <w:spacing w:before="83" w:after="0"/>
+        <w:spacing w:before="113" w:after="0"/>
       </w:pPr>
       <w:r>
         <w:rPr>
@@ -741,7 +867,7 @@
     </w:p>
     <w:p>
       <w:pPr>
-        <w:spacing w:before="40" w:after="40"/>
+        <w:spacing w:before="47" w:after="47"/>
       </w:pPr>
       <w:r>
         <w:rPr>
@@ -763,7 +889,7 @@
     </w:p>
     <w:p>
       <w:pPr>
-        <w:spacing w:before="40" w:after="40"/>
+        <w:spacing w:before="47" w:after="47"/>
       </w:pPr>
       <w:r>
         <w:rPr>
@@ -785,7 +911,7 @@
     </w:p>
     <w:p>
       <w:pPr>
-        <w:spacing w:before="40" w:after="40"/>
+        <w:spacing w:before="47" w:after="47"/>
       </w:pPr>
       <w:r>
         <w:rPr>
@@ -807,7 +933,7 @@
     </w:p>
     <w:p>
       <w:pPr>
-        <w:spacing w:before="40" w:after="40"/>
+        <w:spacing w:before="47" w:after="47"/>
       </w:pPr>
       <w:r>
         <w:rPr>
@@ -829,7 +955,7 @@
     </w:p>
     <w:p>
       <w:pPr>
-        <w:spacing w:before="40" w:after="40"/>
+        <w:spacing w:before="47" w:after="36"/>
       </w:pPr>
       <w:r>
         <w:rPr>
@@ -854,7 +980,7 @@
         <w:pBdr>
           <w:bottom w:val="single" w:sz="6" w:space="1" w:color="000000"/>
         </w:pBdr>
-        <w:spacing w:before="16" w:after="16"/>
+        <w:spacing w:before="23" w:after="23"/>
         <w:rPr>
           <w:rFonts w:ascii="Source Sans Pro" w:eastAsia="Source Sans Pro" w:hAnsi="Source Sans Pro" w:cs="Source Sans Pro"/>
           <w:b/>
@@ -870,7 +996,7 @@
         <w:pBdr>
           <w:bottom w:val="single" w:sz="6" w:space="1" w:color="000000"/>
         </w:pBdr>
-        <w:spacing w:before="83" w:after="0"/>
+        <w:spacing w:before="113" w:after="0"/>
       </w:pPr>
       <w:r>
         <w:rPr>
@@ -891,7 +1017,7 @@
           <w:ilvl w:val="0"/>
           <w:numId w:val="2"/>
         </w:numPr>
-        <w:spacing w:before="13" w:after="26"/>
+        <w:spacing w:before="13" w:after="32"/>
       </w:pPr>
       <w:r>
         <w:rPr>
@@ -910,7 +1036,7 @@
           <w:ilvl w:val="0"/>
           <w:numId w:val="2"/>
         </w:numPr>
-        <w:spacing w:before="13" w:after="26"/>
+        <w:spacing w:before="13" w:after="32"/>
       </w:pPr>
       <w:r>
         <w:rPr>

--- a/resumes/Resume_Information_Security_Engineer-BoKs__Wells_Fargo__MNC_.docx
+++ b/resumes/Resume_Information_Security_Engineer-BoKs__Wells_Fargo__MNC_.docx
@@ -117,7 +117,7 @@
         <w:pBdr>
           <w:bottom w:val="single" w:sz="6" w:space="1" w:color="000000"/>
         </w:pBdr>
-        <w:spacing w:before="113" w:after="0"/>
+        <w:spacing w:before="99" w:after="0"/>
       </w:pPr>
       <w:r>
         <w:rPr>
@@ -289,7 +289,7 @@
     </w:p>
     <w:p>
       <w:pPr>
-        <w:spacing w:before="23" w:after="23"/>
+        <w:spacing w:before="20" w:after="20"/>
       </w:pPr>
     </w:p>
     <w:p>
@@ -297,7 +297,7 @@
         <w:pBdr>
           <w:bottom w:val="single" w:sz="6" w:space="1" w:color="000000"/>
         </w:pBdr>
-        <w:spacing w:before="113" w:after="0"/>
+        <w:spacing w:before="99" w:after="0"/>
       </w:pPr>
       <w:r>
         <w:rPr>
@@ -404,7 +404,7 @@
           <w:ilvl w:val="0"/>
           <w:numId w:val="2"/>
         </w:numPr>
-        <w:spacing w:before="13" w:after="32"/>
+        <w:spacing w:before="13" w:after="30"/>
       </w:pPr>
       <w:r>
         <w:rPr>
@@ -414,6 +414,24 @@
           <w:szCs w:val="19"/>
         </w:rPr>
         <w:t>Triaged 50+ weekly inventory reimbursement cases by severity and policy, reducing repeat-issue investigation time.</w:t>
+      </w:r>
+      <w:proofErr w:type="spellStart"/>
+      <w:r>
+        <w:rPr>
+          <w:rFonts w:ascii="Source Sans Pro" w:eastAsia="Source Sans Pro" w:hAnsi="Source Sans Pro" w:cs="Source Sans Pro"/>
+          <w:color w:val="000000"/>
+          <w:sz w:val="19"/>
+          <w:szCs w:val="19"/>
+        </w:rPr>
+      </w:r>
+      <w:proofErr w:type="spellEnd"/>
+      <w:r>
+        <w:rPr>
+          <w:rFonts w:ascii="Source Sans Pro" w:eastAsia="Source Sans Pro" w:hAnsi="Source Sans Pro" w:cs="Source Sans Pro"/>
+          <w:color w:val="000000"/>
+          <w:sz w:val="19"/>
+          <w:szCs w:val="19"/>
+        </w:rPr>
       </w:r>
     </w:p>
     <w:p>
@@ -423,16 +441,16 @@
           <w:ilvl w:val="0"/>
           <w:numId w:val="2"/>
         </w:numPr>
-        <w:spacing w:before="13" w:after="32"/>
-      </w:pPr>
-      <w:r>
-        <w:rPr>
-          <w:rFonts w:ascii="Source Sans Pro" w:eastAsia="Source Sans Pro" w:hAnsi="Source Sans Pro" w:cs="Source Sans Pro"/>
-          <w:color w:val="000000"/>
-          <w:sz w:val="19"/>
-          <w:szCs w:val="19"/>
-        </w:rPr>
-        <w:t>Investigated seller claims, identified policy violations and anomalous patterns, and escalated findings to senior reviewers, leading to improved case resolution and reduced risk exposure.</w:t>
+        <w:spacing w:before="13" w:after="30"/>
+      </w:pPr>
+      <w:r>
+        <w:rPr>
+          <w:rFonts w:ascii="Source Sans Pro" w:eastAsia="Source Sans Pro" w:hAnsi="Source Sans Pro" w:cs="Source Sans Pro"/>
+          <w:color w:val="000000"/>
+          <w:sz w:val="19"/>
+          <w:szCs w:val="19"/>
+        </w:rPr>
+        <w:t>Investigated seller claims, identified policy violations and anomalous patterns, and escalated findings to senior reviewers, detecting recurring fraud patterns.</w:t>
       </w:r>
     </w:p>
     <w:p>
@@ -442,16 +460,16 @@
           <w:ilvl w:val="0"/>
           <w:numId w:val="2"/>
         </w:numPr>
-        <w:spacing w:before="13" w:after="32"/>
-      </w:pPr>
-      <w:r>
-        <w:rPr>
-          <w:rFonts w:ascii="Source Sans Pro" w:eastAsia="Source Sans Pro" w:hAnsi="Source Sans Pro" w:cs="Source Sans Pro"/>
-          <w:color w:val="000000"/>
-          <w:sz w:val="19"/>
-          <w:szCs w:val="19"/>
-        </w:rPr>
-        <w:t>Analyzed recurring fraud patterns across 200+ weekly cases, flagged them early, and reduced repeat-issue investigation time before escalation, demonstrating proactive security management.</w:t>
+        <w:spacing w:before="13" w:after="30"/>
+      </w:pPr>
+      <w:r>
+        <w:rPr>
+          <w:rFonts w:ascii="Source Sans Pro" w:eastAsia="Source Sans Pro" w:hAnsi="Source Sans Pro" w:cs="Source Sans Pro"/>
+          <w:color w:val="000000"/>
+          <w:sz w:val="19"/>
+          <w:szCs w:val="19"/>
+        </w:rPr>
+        <w:t>Analyzed 200+ weekly cases to identify policy violations and anomalous patterns, documenting findings, decisions, evidence, and corrective actions in audit-ready case documentation.</w:t>
       </w:r>
     </w:p>
     <w:p>
@@ -461,21 +479,24 @@
           <w:ilvl w:val="0"/>
           <w:numId w:val="2"/>
         </w:numPr>
-        <w:spacing w:before="13" w:after="32"/>
-      </w:pPr>
-      <w:r>
-        <w:rPr>
-          <w:rFonts w:ascii="Source Sans Pro" w:eastAsia="Source Sans Pro" w:hAnsi="Source Sans Pro" w:cs="Source Sans Pro"/>
-          <w:color w:val="000000"/>
-          <w:sz w:val="19"/>
-          <w:szCs w:val="19"/>
-        </w:rPr>
-        <w:t>Documented investigation findings, decisions, evidence notes, and corrective actions in audit-ready case records, ensuring transparent and compliant case management and decision-making processes.</w:t>
-      </w:r>
-    </w:p>
-    <w:p>
-      <w:pPr>
-        <w:spacing w:before="23" w:after="23"/>
+        <w:spacing w:before="13" w:after="30"/>
+      </w:pPr>
+      <w:r>
+        <w:rPr>
+          <w:rFonts w:ascii="Source Sans Pro" w:eastAsia="Source Sans Pro" w:hAnsi="Source Sans Pro" w:cs="Source Sans Pro"/>
+          <w:color w:val="000000"/>
+          <w:sz w:val="19"/>
+          <w:szCs w:val="19"/>
+        </w:rPr>
+        <w:t>Documented investigation findings, decisions, evidence, and corrective actions in audit-ready case documentation for senior review.</w:t>
+      </w:r>
+    </w:p>
+    <w:p>
+      <w:pPr>
+        <w:pBdr>
+          <w:bottom w:val="single" w:sz="6" w:space="1" w:color="000000"/>
+        </w:pBdr>
+        <w:spacing w:before="20" w:after="20"/>
         <w:rPr>
           <w:rFonts w:ascii="Source Sans Pro" w:eastAsia="Source Sans Pro" w:hAnsi="Source Sans Pro" w:cs="Source Sans Pro"/>
           <w:b/>
@@ -488,90 +509,11 @@
     </w:p>
     <w:p>
       <w:pPr>
-        <w:spacing w:before="106" w:after="0"/>
-        <w:rPr>
-          <w:rFonts w:ascii="Source Sans Pro" w:eastAsia="Source Sans Pro" w:hAnsi="Source Sans Pro" w:cs="Source Sans Pro"/>
-          <w:b/>
-          <w:bCs/>
-          <w:color w:val="000000"/>
-          <w:sz w:val="22"/>
-          <w:szCs w:val="22"/>
-        </w:rPr>
-      </w:pPr>
-      <w:r>
-        <w:rPr>
-          <w:rFonts w:ascii="SF Pro" w:hAnsi="SF Pro"/>
-          <w:noProof/>
-        </w:rPr>
-        <mc:AlternateContent>
-          <mc:Choice Requires="wps">
-            <w:drawing>
-              <wp:anchor distT="0" distB="0" distL="114300" distR="114300" simplePos="0" relativeHeight="251659264" behindDoc="0" locked="0" layoutInCell="1" allowOverlap="1" wp14:anchorId="491819C8" wp14:editId="10E86ACD">
-                <wp:simplePos x="0" y="0"/>
-                <wp:positionH relativeFrom="column">
-                  <wp:posOffset>0</wp:posOffset>
-                </wp:positionH>
-                <wp:positionV relativeFrom="paragraph">
-                  <wp:posOffset>226272</wp:posOffset>
-                </wp:positionV>
-                <wp:extent cx="6896478" cy="0"/>
-                <wp:effectExtent l="0" t="0" r="12700" b="12700"/>
-                <wp:wrapNone/>
-                <wp:docPr id="2078198358" name="Straight Connector 16"/>
-                <wp:cNvGraphicFramePr/>
-                <a:graphic xmlns:a="http://schemas.openxmlformats.org/drawingml/2006/main">
-                  <a:graphicData uri="http://schemas.microsoft.com/office/word/2010/wordprocessingShape">
-                    <wps:wsp>
-                      <wps:cNvCnPr/>
-                      <wps:spPr>
-                        <a:xfrm>
-                          <a:off x="0" y="0"/>
-                          <a:ext cx="6896478" cy="0"/>
-                        </a:xfrm>
-                        <a:prstGeom prst="line">
-                          <a:avLst/>
-                        </a:prstGeom>
-                        <a:ln>
-                          <a:solidFill>
-                            <a:schemeClr val="bg1">
-                              <a:lumMod val="85000"/>
-                            </a:schemeClr>
-                          </a:solidFill>
-                        </a:ln>
-                      </wps:spPr>
-                      <wps:style>
-                        <a:lnRef idx="1">
-                          <a:schemeClr val="dk1"/>
-                        </a:lnRef>
-                        <a:fillRef idx="0">
-                          <a:schemeClr val="dk1"/>
-                        </a:fillRef>
-                        <a:effectRef idx="0">
-                          <a:schemeClr val="dk1"/>
-                        </a:effectRef>
-                        <a:fontRef idx="minor">
-                          <a:schemeClr val="tx1"/>
-                        </a:fontRef>
-                      </wps:style>
-                      <wps:bodyPr/>
-                    </wps:wsp>
-                  </a:graphicData>
-                </a:graphic>
-                <wp14:sizeRelH relativeFrom="margin">
-                  <wp14:pctWidth>0</wp14:pctWidth>
-                </wp14:sizeRelH>
-              </wp:anchor>
-            </w:drawing>
-          </mc:Choice>
-          <mc:Fallback>
-            <w:pict>
-              <v:line w14:anchorId="0C62CE96" id="Straight Connector 16" o:spid="_x0000_s1026" style="position:absolute;z-index:251659264;visibility:visible;mso-wrap-style:square;mso-width-percent:0;mso-wrap-distance-left:9pt;mso-wrap-distance-top:0;mso-wrap-distance-right:9pt;mso-wrap-distance-bottom:0;mso-position-horizontal:absolute;mso-position-horizontal-relative:text;mso-position-vertical:absolute;mso-position-vertical-relative:text;mso-width-percent:0;mso-width-relative:margin" from="0,17.8pt" to="543.05pt,17.8pt" o:gfxdata="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" strokecolor="#d8d8d8 [2732]" strokeweight="1pt">
-                <v:stroke joinstyle="miter"/>
-              </v:line>
-            </w:pict>
-          </mc:Fallback>
-        </mc:AlternateContent>
-      </w:r>
+        <w:pBdr>
+          <w:bottom w:val="single" w:sz="6" w:space="1" w:color="000000"/>
+        </w:pBdr>
+        <w:spacing w:before="99" w:after="0"/>
+      </w:pPr>
       <w:r>
         <w:rPr>
           <w:rFonts w:ascii="Source Sans Pro" w:eastAsia="Source Sans Pro" w:hAnsi="Source Sans Pro" w:cs="Source Sans Pro"/>
@@ -591,61 +533,19 @@
         </w:tabs>
         <w:spacing w:before="20" w:after="0"/>
       </w:pPr>
-      <w:hyperlink r:id="rId8">
+      <w:proofErr w:type="spellStart"/>
+      <w:proofErr w:type="spellEnd"/>
+      <w:hyperlink r:id="rId13">
         <w:r>
           <w:rPr>
             <w:rFonts w:ascii="Source Sans Pro" w:eastAsia="Source Sans Pro" w:hAnsi="Source Sans Pro" w:cs="Source Sans Pro"/>
             <w:b/>
-            <w:color w:val="000000"/>
             <w:sz w:val="19"/>
             <w:szCs w:val="19"/>
+            <w:color w:val="000000"/>
             <w:u w:val="single"/>
           </w:rPr>
-          <w:t>SOC Automation and Threat Detection Lab  |  Python, Splunk, Wireshark, Nmap, MITRE ATT&amp;CK</w:t>
-        </w:r>
-        <w:r>
-          <w:rPr>
-            <w:rFonts w:ascii="Source Sans Pro" w:eastAsia="Source Sans Pro" w:hAnsi="Source Sans Pro" w:cs="Source Sans Pro"/>
-            <w:b/>
-            <w:color w:val="000000"/>
-            <w:sz w:val="19"/>
-            <w:szCs w:val="19"/>
-            <w:u w:val="single"/>
-          </w:rPr>
-          <w:t/>
-        </w:r>
-        <w:r>
-          <w:rPr>
-            <w:rFonts w:ascii="Source Sans Pro" w:eastAsia="Source Sans Pro" w:hAnsi="Source Sans Pro" w:cs="Source Sans Pro"/>
-            <w:b/>
-            <w:color w:val="000000"/>
-            <w:sz w:val="19"/>
-            <w:szCs w:val="19"/>
-            <w:u w:val="single"/>
-          </w:rPr>
-          <w:t/>
-        </w:r>
-        <w:r>
-          <w:rPr>
-            <w:rFonts w:ascii="Source Sans Pro" w:eastAsia="Source Sans Pro" w:hAnsi="Source Sans Pro" w:cs="Source Sans Pro"/>
-            <w:b/>
-            <w:color w:val="000000"/>
-            <w:sz w:val="19"/>
-            <w:szCs w:val="19"/>
-            <w:u w:val="single"/>
-          </w:rPr>
-          <w:t/>
-        </w:r>
-        <w:r>
-          <w:rPr>
-            <w:rFonts w:ascii="Source Sans Pro" w:eastAsia="Source Sans Pro" w:hAnsi="Source Sans Pro" w:cs="Source Sans Pro"/>
-            <w:b/>
-            <w:color w:val="000000"/>
-            <w:sz w:val="19"/>
-            <w:szCs w:val="19"/>
-            <w:u w:val="single"/>
-          </w:rPr>
-          <w:t/>
+          <w:t>SOC Automation and Threat Detection Lab</w:t>
         </w:r>
       </w:hyperlink>
       <w:r>
@@ -654,15 +554,7 @@
           <w:sz w:val="19"/>
           <w:szCs w:val="19"/>
         </w:rPr>
-        <w:t xml:space="preserve"/>
-      </w:r>
-      <w:r>
-        <w:rPr>
-          <w:rFonts w:ascii="Source Sans Pro" w:eastAsia="Source Sans Pro" w:hAnsi="Source Sans Pro" w:cs="Source Sans Pro"/>
-          <w:sz w:val="19"/>
-          <w:szCs w:val="19"/>
-        </w:rPr>
-        <w:tab/>
+        <w:t xml:space="preserve">  |  	</w:t>
       </w:r>
       <w:r>
         <w:rPr>
@@ -671,7 +563,7 @@
           <w:sz w:val="19"/>
           <w:szCs w:val="19"/>
         </w:rPr>
-        <w:t/>
+        <w:t>Python, Splunk, Wireshark, Nmap, MITRE ATT&amp;CK</w:t>
       </w:r>
     </w:p>
     <w:p>
@@ -681,16 +573,16 @@
           <w:ilvl w:val="0"/>
           <w:numId w:val="2"/>
         </w:numPr>
-        <w:spacing w:before="13" w:after="32"/>
-      </w:pPr>
-      <w:r>
-        <w:rPr>
-          <w:rFonts w:ascii="Source Sans Pro" w:eastAsia="Source Sans Pro" w:hAnsi="Source Sans Pro" w:cs="Source Sans Pro"/>
-          <w:color w:val="000000"/>
-          <w:sz w:val="19"/>
-          <w:szCs w:val="19"/>
-        </w:rPr>
-        <w:t>Deployed Splunk SIEM with SPL correlation searches for brute-force detection, lateral movement, and privilege escalation, mapped to MITRE ATT&amp;CK TTPs and created PICERL incident reports.</w:t>
+        <w:spacing w:before="13" w:after="30"/>
+      </w:pPr>
+      <w:r>
+        <w:rPr>
+          <w:rFonts w:ascii="Source Sans Pro" w:eastAsia="Source Sans Pro" w:hAnsi="Source Sans Pro" w:cs="Source Sans Pro"/>
+          <w:color w:val="000000"/>
+          <w:sz w:val="19"/>
+          <w:szCs w:val="19"/>
+        </w:rPr>
+        <w:t>Deployed Splunk SIEM with SPL correlation searches for brute-force detection, lateral movement, and privilege escalation; mapped TTPs to MITRE ATT&amp;CK and wrote PICERL incident report for FIRST.org.</w:t>
       </w:r>
     </w:p>
     <w:p>
@@ -700,16 +592,16 @@
           <w:ilvl w:val="0"/>
           <w:numId w:val="2"/>
         </w:numPr>
-        <w:spacing w:before="13" w:after="32"/>
-      </w:pPr>
-      <w:r>
-        <w:rPr>
-          <w:rFonts w:ascii="Source Sans Pro" w:eastAsia="Source Sans Pro" w:hAnsi="Source Sans Pro" w:cs="Source Sans Pro"/>
-          <w:color w:val="000000"/>
-          <w:sz w:val="19"/>
-          <w:szCs w:val="19"/>
-        </w:rPr>
-        <w:t>Developed SOAR-style detection pipeline using Python, ingesting Splunk alerts, enriching with VirusTotal API, and dispatching Telegram notifications with severity classification.</w:t>
+        <w:spacing w:before="13" w:after="30"/>
+      </w:pPr>
+      <w:r>
+        <w:rPr>
+          <w:rFonts w:ascii="Source Sans Pro" w:eastAsia="Source Sans Pro" w:hAnsi="Source Sans Pro" w:cs="Source Sans Pro"/>
+          <w:color w:val="000000"/>
+          <w:sz w:val="19"/>
+          <w:szCs w:val="19"/>
+        </w:rPr>
+        <w:t>Developed SOAR-style detection pipeline: Python script ingests Splunk alerts, enriches with VirusTotal API IOC data, and dispatches Telegram notifications with severity classification.</w:t>
       </w:r>
     </w:p>
     <w:p>
@@ -719,21 +611,57 @@
           <w:ilvl w:val="0"/>
           <w:numId w:val="2"/>
         </w:numPr>
-        <w:spacing w:before="13" w:after="32"/>
-      </w:pPr>
-      <w:r>
-        <w:rPr>
-          <w:rFonts w:ascii="Source Sans Pro" w:eastAsia="Source Sans Pro" w:hAnsi="Source Sans Pro" w:cs="Source Sans Pro"/>
-          <w:color w:val="000000"/>
-          <w:sz w:val="19"/>
-          <w:szCs w:val="19"/>
-        </w:rPr>
-        <w:t>Converted detection logic to Sigma rules (detection-as-code) for enterprise SOCs; analyzed TCP/IP traffic in Wireshark for SYN scans, DNS tunnelling, and plaintext credential exposure.</w:t>
-      </w:r>
-    </w:p>
-    <w:p>
-      <w:pPr>
-        <w:spacing w:before="23" w:after="23"/>
+        <w:spacing w:before="13" w:after="30"/>
+      </w:pPr>
+      <w:r>
+        <w:rPr>
+          <w:rFonts w:ascii="Source Sans Pro" w:eastAsia="Source Sans Pro" w:hAnsi="Source Sans Pro" w:cs="Source Sans Pro"/>
+          <w:color w:val="000000"/>
+          <w:sz w:val="19"/>
+          <w:szCs w:val="19"/>
+        </w:rPr>
+        <w:t>Converted detection logic to Sigma rules for enterprise SOCs; analyzed TCP/IP traffic in Wireshark for SYN scans, DNS tunnelling, and plaintext credential exposure.</w:t>
+      </w:r>
+      <w:proofErr w:type="spellStart"/>
+      <w:r>
+        <w:rPr>
+          <w:rFonts w:ascii="Source Sans Pro" w:eastAsia="Source Sans Pro" w:hAnsi="Source Sans Pro" w:cs="Source Sans Pro"/>
+          <w:color w:val="000000"/>
+          <w:sz w:val="19"/>
+          <w:szCs w:val="19"/>
+        </w:rPr>
+      </w:r>
+      <w:proofErr w:type="spellEnd"/>
+      <w:r>
+        <w:rPr>
+          <w:rFonts w:ascii="Source Sans Pro" w:eastAsia="Source Sans Pro" w:hAnsi="Source Sans Pro" w:cs="Source Sans Pro"/>
+          <w:color w:val="000000"/>
+          <w:sz w:val="19"/>
+          <w:szCs w:val="19"/>
+        </w:rPr>
+      </w:r>
+      <w:proofErr w:type="spellStart"/>
+      <w:r>
+        <w:rPr>
+          <w:rFonts w:ascii="Source Sans Pro" w:eastAsia="Source Sans Pro" w:hAnsi="Source Sans Pro" w:cs="Source Sans Pro"/>
+          <w:color w:val="000000"/>
+          <w:sz w:val="19"/>
+          <w:szCs w:val="19"/>
+        </w:rPr>
+      </w:r>
+      <w:proofErr w:type="spellEnd"/>
+      <w:r>
+        <w:rPr>
+          <w:rFonts w:ascii="Source Sans Pro" w:eastAsia="Source Sans Pro" w:hAnsi="Source Sans Pro" w:cs="Source Sans Pro"/>
+          <w:color w:val="000000"/>
+          <w:sz w:val="19"/>
+          <w:szCs w:val="19"/>
+        </w:rPr>
+      </w:r>
+    </w:p>
+    <w:p>
+      <w:pPr>
+        <w:spacing w:before="20" w:after="20"/>
       </w:pPr>
     </w:p>
     <w:p>
@@ -743,14 +671,14 @@
         </w:tabs>
         <w:spacing w:before="30" w:after="0"/>
       </w:pPr>
-      <w:hyperlink r:id="rId9">
+      <w:hyperlink r:id="rId14">
         <w:r>
           <w:rPr>
             <w:rFonts w:ascii="Source Sans Pro" w:eastAsia="Source Sans Pro" w:hAnsi="Source Sans Pro" w:cs="Source Sans Pro"/>
             <w:b/>
-            <w:color w:val="000000"/>
             <w:sz w:val="19"/>
             <w:szCs w:val="19"/>
+            <w:color w:val="000000"/>
             <w:u w:val="single"/>
           </w:rPr>
           <w:t>Phishing and OSINT Threat Intelligence Tool</w:t>
@@ -762,15 +690,7 @@
           <w:sz w:val="19"/>
           <w:szCs w:val="19"/>
         </w:rPr>
-        <w:t xml:space="preserve">  |  </w:t>
-      </w:r>
-      <w:r>
-        <w:rPr>
-          <w:rFonts w:ascii="Source Sans Pro" w:eastAsia="Source Sans Pro" w:hAnsi="Source Sans Pro" w:cs="Source Sans Pro"/>
-          <w:sz w:val="19"/>
-          <w:szCs w:val="19"/>
-        </w:rPr>
-        <w:tab/>
+        <w:t xml:space="preserve">  |  	</w:t>
       </w:r>
       <w:r>
         <w:rPr>
@@ -789,16 +709,16 @@
           <w:ilvl w:val="0"/>
           <w:numId w:val="2"/>
         </w:numPr>
-        <w:spacing w:before="13" w:after="32"/>
-      </w:pPr>
-      <w:r>
-        <w:rPr>
-          <w:rFonts w:ascii="Source Sans Pro" w:eastAsia="Source Sans Pro" w:hAnsi="Source Sans Pro" w:cs="Source Sans Pro"/>
-          <w:color w:val="000000"/>
-          <w:sz w:val="19"/>
-          <w:szCs w:val="19"/>
-        </w:rPr>
-        <w:t>Built multi-API threat intelligence pipeline: submits suspicious data to VirusTotal, AbuseIPDB, URLScan.io, and cross-references WHOIS, DNS, and SSL details for phishing analysis.</w:t>
+        <w:spacing w:before="13" w:after="30"/>
+      </w:pPr>
+      <w:r>
+        <w:rPr>
+          <w:rFonts w:ascii="Source Sans Pro" w:eastAsia="Source Sans Pro" w:hAnsi="Source Sans Pro" w:cs="Source Sans Pro"/>
+          <w:color w:val="000000"/>
+          <w:sz w:val="19"/>
+          <w:szCs w:val="19"/>
+        </w:rPr>
+        <w:t>Built multi-API threat intelligence pipeline: submits suspicious URLs/IPs to VirusTotal, AbuseIPDB, and URLScan.io, cross-referencing WHOIS, DNS, and SSL details for phishing analysis.</w:t>
       </w:r>
     </w:p>
     <w:p>
@@ -808,7 +728,7 @@
           <w:ilvl w:val="0"/>
           <w:numId w:val="2"/>
         </w:numPr>
-        <w:spacing w:before="13" w:after="32"/>
+        <w:spacing w:before="13" w:after="30"/>
       </w:pPr>
       <w:r>
         <w:rPr>
@@ -827,33 +747,24 @@
           <w:ilvl w:val="0"/>
           <w:numId w:val="2"/>
         </w:numPr>
-        <w:spacing w:before="13" w:after="32"/>
-      </w:pPr>
-      <w:r>
-        <w:rPr>
-          <w:rFonts w:ascii="Source Sans Pro" w:eastAsia="Source Sans Pro" w:hAnsi="Source Sans Pro" w:cs="Source Sans Pro"/>
-          <w:color w:val="000000"/>
-          <w:sz w:val="19"/>
-          <w:szCs w:val="19"/>
-        </w:rPr>
-        <w:t>Deployed Telegram bot interface for live IOC enrichment, supporting bulk CSV input/output and OSINT enrichment via theHarvester for domain profiling.</w:t>
-      </w:r>
-    </w:p>
-    <w:p>
-      <w:pPr>
-        <w:pStyle w:val="ListParagraph"/>
-        <w:spacing w:before="23" w:after="23"/>
-        <w:ind w:left="450"/>
-      </w:pPr>
+        <w:spacing w:before="13" w:after="30"/>
+      </w:pPr>
+      <w:r>
+        <w:rPr>
+          <w:rFonts w:ascii="Source Sans Pro" w:eastAsia="Source Sans Pro" w:hAnsi="Source Sans Pro" w:cs="Source Sans Pro"/>
+          <w:color w:val="000000"/>
+          <w:sz w:val="19"/>
+          <w:szCs w:val="19"/>
+        </w:rPr>
+        <w:t>Deployed Telegram bot interface for live IOC enrichment, supporting bulk CSV input/output for incident response and OSINT enrichment via theHarvester for domain profiling.</w:t>
+      </w:r>
     </w:p>
     <w:p>
       <w:pPr>
         <w:pBdr>
           <w:bottom w:val="single" w:sz="6" w:space="1" w:color="000000"/>
         </w:pBdr>
-        <w:spacing w:before="113" w:after="0"/>
-      </w:pPr>
-      <w:r>
+        <w:spacing w:before="20" w:after="20"/>
         <w:rPr>
           <w:rFonts w:ascii="Source Sans Pro" w:eastAsia="Source Sans Pro" w:hAnsi="Source Sans Pro" w:cs="Source Sans Pro"/>
           <w:b/>
@@ -862,125 +773,16 @@
           <w:sz w:val="22"/>
           <w:szCs w:val="22"/>
         </w:rPr>
-        <w:t>Technical Skills</w:t>
-      </w:r>
-    </w:p>
-    <w:p>
-      <w:pPr>
-        <w:spacing w:before="47" w:after="47"/>
-      </w:pPr>
-      <w:r>
-        <w:rPr>
-          <w:rFonts w:ascii="Source Sans Pro" w:eastAsia="Source Sans Pro" w:hAnsi="Source Sans Pro" w:cs="Source Sans Pro"/>
-          <w:b/>
-          <w:sz w:val="19"/>
-          <w:szCs w:val="19"/>
-        </w:rPr>
-        <w:t xml:space="preserve">SOC Operations: </w:t>
-      </w:r>
-      <w:r>
-        <w:rPr>
-          <w:rFonts w:ascii="Source Sans Pro" w:eastAsia="Source Sans Pro" w:hAnsi="Source Sans Pro" w:cs="Source Sans Pro"/>
-          <w:sz w:val="19"/>
-          <w:szCs w:val="19"/>
-        </w:rPr>
-        <w:t>Alert triage, incident investigation, log analysis, threat detection, escalation, false positive analysis</w:t>
-      </w:r>
-    </w:p>
-    <w:p>
-      <w:pPr>
-        <w:spacing w:before="47" w:after="47"/>
-      </w:pPr>
-      <w:r>
-        <w:rPr>
-          <w:rFonts w:ascii="Source Sans Pro" w:eastAsia="Source Sans Pro" w:hAnsi="Source Sans Pro" w:cs="Source Sans Pro"/>
-          <w:b/>
-          <w:sz w:val="19"/>
-          <w:szCs w:val="19"/>
-        </w:rPr>
-        <w:t xml:space="preserve">SIEM &amp; Monitoring: </w:t>
-      </w:r>
-      <w:r>
-        <w:rPr>
-          <w:rFonts w:ascii="Source Sans Pro" w:eastAsia="Source Sans Pro" w:hAnsi="Source Sans Pro" w:cs="Source Sans Pro"/>
-          <w:sz w:val="19"/>
-          <w:szCs w:val="19"/>
-        </w:rPr>
-        <w:t>Splunk (SPL), Elastic SIEM (basic), Windows Event Logs, Sysmon, Wireshark</w:t>
-      </w:r>
-    </w:p>
-    <w:p>
-      <w:pPr>
-        <w:spacing w:before="47" w:after="47"/>
-      </w:pPr>
-      <w:r>
-        <w:rPr>
-          <w:rFonts w:ascii="Source Sans Pro" w:eastAsia="Source Sans Pro" w:hAnsi="Source Sans Pro" w:cs="Source Sans Pro"/>
-          <w:b/>
-          <w:sz w:val="19"/>
-          <w:szCs w:val="19"/>
-        </w:rPr>
-        <w:t xml:space="preserve">Threat Intelligence: </w:t>
-      </w:r>
-      <w:r>
-        <w:rPr>
-          <w:rFonts w:ascii="Source Sans Pro" w:eastAsia="Source Sans Pro" w:hAnsi="Source Sans Pro" w:cs="Source Sans Pro"/>
-          <w:sz w:val="19"/>
-          <w:szCs w:val="19"/>
-        </w:rPr>
-        <w:t>MITRE ATT&amp;CK, IOC analysis, VirusTotal, OSINT enrichment, Cyber Kill Chain</w:t>
-      </w:r>
-    </w:p>
-    <w:p>
-      <w:pPr>
-        <w:spacing w:before="47" w:after="47"/>
-      </w:pPr>
-      <w:r>
-        <w:rPr>
-          <w:rFonts w:ascii="Source Sans Pro" w:eastAsia="Source Sans Pro" w:hAnsi="Source Sans Pro" w:cs="Source Sans Pro"/>
-          <w:b/>
-          <w:sz w:val="19"/>
-          <w:szCs w:val="19"/>
-        </w:rPr>
-        <w:t xml:space="preserve">Systems &amp; Networking: </w:t>
-      </w:r>
-      <w:r>
-        <w:rPr>
-          <w:rFonts w:ascii="Source Sans Pro" w:eastAsia="Source Sans Pro" w:hAnsi="Source Sans Pro" w:cs="Source Sans Pro"/>
-          <w:sz w:val="19"/>
-          <w:szCs w:val="19"/>
-        </w:rPr>
-        <w:t>Windows internals, Linux fundamentals, TCP/IP, DNS, HTTP/S, IDS/IPS, AWS (IAM, CloudTrail, GuardDuty), cloud security posture</w:t>
-      </w:r>
-    </w:p>
-    <w:p>
-      <w:pPr>
-        <w:spacing w:before="47" w:after="36"/>
-      </w:pPr>
-      <w:r>
-        <w:rPr>
-          <w:rFonts w:ascii="Source Sans Pro" w:eastAsia="Source Sans Pro" w:hAnsi="Source Sans Pro" w:cs="Source Sans Pro"/>
-          <w:b/>
-          <w:sz w:val="19"/>
-          <w:szCs w:val="19"/>
-        </w:rPr>
-        <w:t xml:space="preserve">Automation: </w:t>
-      </w:r>
-      <w:r>
-        <w:rPr>
-          <w:rFonts w:ascii="Source Sans Pro" w:eastAsia="Source Sans Pro" w:hAnsi="Source Sans Pro" w:cs="Source Sans Pro"/>
-          <w:sz w:val="19"/>
-          <w:szCs w:val="19"/>
-        </w:rPr>
-        <w:t>Python, Bash (basic), boto3, regular expressions, management</w:t>
-      </w:r>
+      </w:pPr>
     </w:p>
     <w:p>
       <w:pPr>
         <w:pBdr>
           <w:bottom w:val="single" w:sz="6" w:space="1" w:color="000000"/>
         </w:pBdr>
-        <w:spacing w:before="23" w:after="23"/>
+        <w:spacing w:before="99" w:after="0"/>
+      </w:pPr>
+      <w:r>
         <w:rPr>
           <w:rFonts w:ascii="Source Sans Pro" w:eastAsia="Source Sans Pro" w:hAnsi="Source Sans Pro" w:cs="Source Sans Pro"/>
           <w:b/>
@@ -989,14 +791,141 @@
           <w:sz w:val="22"/>
           <w:szCs w:val="22"/>
         </w:rPr>
-      </w:pPr>
+        <w:t>Technical Skills</w:t>
+      </w:r>
+    </w:p>
+    <w:p>
+      <w:pPr>
+        <w:spacing w:before="44" w:after="44"/>
+      </w:pPr>
+      <w:r>
+        <w:rPr>
+          <w:rFonts w:ascii="Source Sans Pro" w:eastAsia="Source Sans Pro" w:hAnsi="Source Sans Pro" w:cs="Source Sans Pro"/>
+          <w:b/>
+          <w:sz w:val="19"/>
+          <w:szCs w:val="19"/>
+        </w:rPr>
+        <w:t xml:space="preserve">SOC Operations: </w:t>
+      </w:r>
+      <w:r>
+        <w:rPr>
+          <w:rFonts w:ascii="Source Sans Pro" w:eastAsia="Source Sans Pro" w:hAnsi="Source Sans Pro" w:cs="Source Sans Pro"/>
+          <w:sz w:val="19"/>
+          <w:szCs w:val="19"/>
+        </w:rPr>
+        <w:t>Alert triage, incident investigation, log analysis, threat detection, escalation, false positive analysis</w:t>
+      </w:r>
+    </w:p>
+    <w:p>
+      <w:pPr>
+        <w:spacing w:before="44" w:after="44"/>
+      </w:pPr>
+      <w:r>
+        <w:rPr>
+          <w:rFonts w:ascii="Source Sans Pro" w:eastAsia="Source Sans Pro" w:hAnsi="Source Sans Pro" w:cs="Source Sans Pro"/>
+          <w:b/>
+          <w:sz w:val="19"/>
+          <w:szCs w:val="19"/>
+        </w:rPr>
+        <w:t xml:space="preserve">SIEM &amp; Monitoring: </w:t>
+      </w:r>
+      <w:r>
+        <w:rPr>
+          <w:rFonts w:ascii="Source Sans Pro" w:eastAsia="Source Sans Pro" w:hAnsi="Source Sans Pro" w:cs="Source Sans Pro"/>
+          <w:sz w:val="19"/>
+          <w:szCs w:val="19"/>
+        </w:rPr>
+        <w:t>Splunk (SPL), Elastic SIEM (basic), Windows Event Logs, Sysmon, Wireshark</w:t>
+      </w:r>
+    </w:p>
+    <w:p>
+      <w:pPr>
+        <w:spacing w:before="44" w:after="44"/>
+      </w:pPr>
+      <w:r>
+        <w:rPr>
+          <w:rFonts w:ascii="Source Sans Pro" w:eastAsia="Source Sans Pro" w:hAnsi="Source Sans Pro" w:cs="Source Sans Pro"/>
+          <w:b/>
+          <w:sz w:val="19"/>
+          <w:szCs w:val="19"/>
+        </w:rPr>
+        <w:t xml:space="preserve">Threat Intelligence: </w:t>
+      </w:r>
+      <w:r>
+        <w:rPr>
+          <w:rFonts w:ascii="Source Sans Pro" w:eastAsia="Source Sans Pro" w:hAnsi="Source Sans Pro" w:cs="Source Sans Pro"/>
+          <w:sz w:val="19"/>
+          <w:szCs w:val="19"/>
+        </w:rPr>
+        <w:t>MITRE ATT&amp;CK, IOC analysis, VirusTotal, OSINT enrichment, Cyber Kill Chain</w:t>
+      </w:r>
+    </w:p>
+    <w:p>
+      <w:pPr>
+        <w:spacing w:before="44" w:after="44"/>
+      </w:pPr>
+      <w:r>
+        <w:rPr>
+          <w:rFonts w:ascii="Source Sans Pro" w:eastAsia="Source Sans Pro" w:hAnsi="Source Sans Pro" w:cs="Source Sans Pro"/>
+          <w:b/>
+          <w:sz w:val="19"/>
+          <w:szCs w:val="19"/>
+        </w:rPr>
+        <w:t xml:space="preserve">Systems &amp; Networking: </w:t>
+      </w:r>
+      <w:r>
+        <w:rPr>
+          <w:rFonts w:ascii="Source Sans Pro" w:eastAsia="Source Sans Pro" w:hAnsi="Source Sans Pro" w:cs="Source Sans Pro"/>
+          <w:sz w:val="19"/>
+          <w:szCs w:val="19"/>
+        </w:rPr>
+        <w:t>Windows internals, Linux fundamentals, TCP/IP, DNS, HTTP/S, IDS/IPS, AWS (IAM, CloudTrail, GuardDuty), cloud security posture</w:t>
+      </w:r>
+    </w:p>
+    <w:p>
+      <w:pPr>
+        <w:spacing w:before="44" w:after="44"/>
+      </w:pPr>
+      <w:r>
+        <w:rPr>
+          <w:rFonts w:ascii="Source Sans Pro" w:eastAsia="Source Sans Pro" w:hAnsi="Source Sans Pro" w:cs="Source Sans Pro"/>
+          <w:b/>
+          <w:sz w:val="19"/>
+          <w:szCs w:val="19"/>
+        </w:rPr>
+        <w:t xml:space="preserve">Automation: </w:t>
+      </w:r>
+      <w:r>
+        <w:rPr>
+          <w:rFonts w:ascii="Source Sans Pro" w:eastAsia="Source Sans Pro" w:hAnsi="Source Sans Pro" w:cs="Source Sans Pro"/>
+          <w:sz w:val="19"/>
+          <w:szCs w:val="19"/>
+        </w:rPr>
+        <w:t>Python, Bash (basic), boto3, regular expressions, management</w:t>
+      </w:r>
     </w:p>
     <w:p>
       <w:pPr>
         <w:pBdr>
           <w:bottom w:val="single" w:sz="6" w:space="1" w:color="000000"/>
         </w:pBdr>
-        <w:spacing w:before="113" w:after="0"/>
+        <w:spacing w:before="20" w:after="20"/>
+        <w:rPr>
+          <w:rFonts w:ascii="Source Sans Pro" w:eastAsia="Source Sans Pro" w:hAnsi="Source Sans Pro" w:cs="Source Sans Pro"/>
+          <w:b/>
+          <w:bCs/>
+          <w:color w:val="000000"/>
+          <w:sz w:val="22"/>
+          <w:szCs w:val="22"/>
+        </w:rPr>
+      </w:pPr>
+    </w:p>
+    <w:p>
+      <w:pPr>
+        <w:pBdr>
+          <w:bottom w:val="single" w:sz="6" w:space="1" w:color="000000"/>
+        </w:pBdr>
+        <w:spacing w:before="99" w:after="0"/>
       </w:pPr>
       <w:r>
         <w:rPr>
@@ -1017,7 +946,7 @@
           <w:ilvl w:val="0"/>
           <w:numId w:val="2"/>
         </w:numPr>
-        <w:spacing w:before="13" w:after="32"/>
+        <w:spacing w:before="13" w:after="30"/>
       </w:pPr>
       <w:r>
         <w:rPr>
@@ -1036,7 +965,7 @@
           <w:ilvl w:val="0"/>
           <w:numId w:val="2"/>
         </w:numPr>
-        <w:spacing w:before="13" w:after="32"/>
+        <w:spacing w:before="13" w:after="30"/>
       </w:pPr>
       <w:r>
         <w:rPr>
